--- a/public/templates/房屋租赁合同.docx
+++ b/public/templates/房屋租赁合同.docx
@@ -145,7 +145,7 @@
           <w:sz w:val="24"/>
           <w:szCs w:val="24"/>
         </w:rPr>
-        <w:t xml:space="preserve">根据《中华人民共和国合同法》及相关法律法规的规定，甲乙双方在平等、自愿的基础上，就房屋租赁事宜达成如下协议：</w:t>
+        <w:t xml:space="preserve">根据《中华人民共和国民法典》及相关法律法规的规定，甲乙双方在平等、自愿的基础上，就房屋租赁事宜达成如下协议：</w:t>
       </w:r>
     </w:p>
     <w:p/>
@@ -207,7 +207,7 @@
           <w:sz w:val="24"/>
           <w:szCs w:val="24"/>
         </w:rPr>
-        <w:t xml:space="preserve">3. 房屋用途：{{房屋用途}}</w:t>
+        <w:t xml:space="preserve">3. 房屋用途：{{房屋用途}}，乙方不得擅自改变房屋用途。</w:t>
       </w:r>
     </w:p>
     <w:p>
@@ -223,6 +223,20 @@
           <w:szCs w:val="24"/>
         </w:rPr>
         <w:t xml:space="preserve">4. 房屋设施：{{房屋设施}}</w:t>
+      </w:r>
+    </w:p>
+    <w:p>
+      <w:pPr>
+        <w:spacing w:line="360"/>
+        <w:ind w:firstLine="480"/>
+      </w:pPr>
+      <w:r>
+        <w:rPr>
+          <w:rFonts w:ascii="宋体" w:cs="宋体" w:eastAsia="宋体" w:hAnsi="宋体"/>
+          <w:sz w:val="24"/>
+          <w:szCs w:val="24"/>
+        </w:rPr>
+        <w:t xml:space="preserve">5. 房屋权属状况：甲方保证对房屋享有合法出租权。</w:t>
       </w:r>
     </w:p>
     <w:p/>
@@ -257,6 +271,21 @@
         <w:t xml:space="preserve">租赁期限自{{开始日期}}起至{{结束日期}}止，共计{{租赁月数}}个月。</w:t>
       </w:r>
     </w:p>
+    <w:p>
+      <w:pPr>
+        <w:spacing w:line="360"/>
+        <w:ind w:firstLine="480"/>
+      </w:pPr>
+      <w:r>
+        <w:rPr>
+          <w:rFonts w:ascii="宋体" w:cs="宋体" w:eastAsia="宋体" w:hAnsi="宋体"/>
+          <w:color w:val="FF0000"/>
+          <w:sz w:val="24"/>
+          <w:szCs w:val="24"/>
+        </w:rPr>
+        <w:t xml:space="preserve">租赁期满，甲方有权收回出租房屋，乙方应如期交还。乙方如需续租，应在租赁期满前{{续租通知期限}}日书面通知甲方，经甲方同意后，双方另行签订租赁合同。</w:t>
+      </w:r>
+    </w:p>
     <w:p/>
     <w:p>
       <w:pPr>
@@ -301,7 +330,7 @@
           <w:sz w:val="24"/>
           <w:szCs w:val="24"/>
         </w:rPr>
-        <w:t xml:space="preserve">2. 支付方式：{{支付方式}}</w:t>
+        <w:t xml:space="preserve">2. 支付方式：{{支付方式}}（现金/银行转账/其他方式）。</w:t>
       </w:r>
     </w:p>
     <w:p>
@@ -331,7 +360,51 @@
           <w:sz w:val="24"/>
           <w:szCs w:val="24"/>
         </w:rPr>
-        <w:t xml:space="preserve">4. 押金：人民币{{押金金额}}元，租赁期满无违约情形时退还。</w:t>
+        <w:t xml:space="preserve">4. 押金：人民币{{押金金额}}元（相当于{{押金月数}}个月租金），于本合同签订时一次性支付。租赁期满，乙方无违约情形且房屋及设施完好无损的，甲方应在{{退还期限}}日内无息退还押金。</w:t>
+      </w:r>
+    </w:p>
+    <w:p>
+      <w:pPr>
+        <w:spacing w:line="360"/>
+        <w:ind w:firstLine="480"/>
+      </w:pPr>
+      <w:r>
+        <w:rPr>
+          <w:rFonts w:ascii="宋体" w:cs="宋体" w:eastAsia="宋体" w:hAnsi="宋体"/>
+          <w:color w:val="FF0000"/>
+          <w:sz w:val="24"/>
+          <w:szCs w:val="24"/>
+        </w:rPr>
+        <w:t xml:space="preserve">5. 租金调整：租赁期内，如遇市场租金大幅变动，双方可协商调整租金，调整幅度不超过{{租金调整幅度}}%。租金调整应当采用书面形式，自双方签字确认之日起生效。</w:t>
+      </w:r>
+    </w:p>
+    <w:p>
+      <w:pPr>
+        <w:spacing w:line="360"/>
+        <w:ind w:firstLine="480"/>
+      </w:pPr>
+      <w:r>
+        <w:rPr>
+          <w:rFonts w:ascii="宋体" w:cs="宋体" w:eastAsia="宋体" w:hAnsi="宋体"/>
+          <w:color w:val="FF0000"/>
+          <w:sz w:val="24"/>
+          <w:szCs w:val="24"/>
+        </w:rPr>
+        <w:t xml:space="preserve">6. 租金包含的费用：{{租金包含费用说明}}。</w:t>
+      </w:r>
+    </w:p>
+    <w:p>
+      <w:pPr>
+        <w:spacing w:line="360"/>
+        <w:ind w:firstLine="480"/>
+      </w:pPr>
+      <w:r>
+        <w:rPr>
+          <w:rFonts w:ascii="宋体" w:cs="宋体" w:eastAsia="宋体" w:hAnsi="宋体"/>
+          <w:sz w:val="24"/>
+          <w:szCs w:val="24"/>
+        </w:rPr>
+        <w:t xml:space="preserve">7. 租金不包含的费用：水费、电费、燃气费、物业管理费、网络费、有线电视费等由乙方自行承担。</w:t>
       </w:r>
     </w:p>
     <w:p/>
@@ -362,50 +435,64 @@
           <w:sz w:val="24"/>
           <w:szCs w:val="24"/>
         </w:rPr>
-        <w:t xml:space="preserve">1. 甲方保证房屋权属清晰，符合出租条件。</w:t>
-      </w:r>
-    </w:p>
-    <w:p>
-      <w:pPr>
-        <w:spacing w:line="360"/>
-        <w:ind w:firstLine="480"/>
-      </w:pPr>
-      <w:r>
-        <w:rPr>
-          <w:rFonts w:ascii="宋体" w:cs="宋体" w:eastAsia="宋体" w:hAnsi="宋体"/>
-          <w:sz w:val="24"/>
-          <w:szCs w:val="24"/>
-        </w:rPr>
-        <w:t xml:space="preserve">2. 乙方应按约定用途使用房屋，不得擅自改变房屋结构。</w:t>
-      </w:r>
-    </w:p>
-    <w:p>
-      <w:pPr>
-        <w:spacing w:line="360"/>
-        <w:ind w:firstLine="480"/>
-      </w:pPr>
-      <w:r>
-        <w:rPr>
-          <w:rFonts w:ascii="宋体" w:cs="宋体" w:eastAsia="宋体" w:hAnsi="宋体"/>
-          <w:sz w:val="24"/>
-          <w:szCs w:val="24"/>
-        </w:rPr>
-        <w:t xml:space="preserve">3. 乙方应按时支付租金及相关费用。</w:t>
-      </w:r>
-    </w:p>
-    <w:p>
-      <w:pPr>
-        <w:spacing w:line="360"/>
-        <w:ind w:firstLine="480"/>
-      </w:pPr>
-      <w:r>
-        <w:rPr>
-          <w:rFonts w:ascii="宋体" w:cs="宋体" w:eastAsia="宋体" w:hAnsi="宋体"/>
-          <w:color w:val="FF0000"/>
-          <w:sz w:val="24"/>
-          <w:szCs w:val="24"/>
-        </w:rPr>
-        <w:t xml:space="preserve">4. {{其他权利义务}}</w:t>
+        <w:t xml:space="preserve">1. 甲方保证房屋权属清晰，符合出租条件，并承担房屋主体结构自然损坏的维修责任。</w:t>
+      </w:r>
+    </w:p>
+    <w:p>
+      <w:pPr>
+        <w:spacing w:line="360"/>
+        <w:ind w:firstLine="480"/>
+      </w:pPr>
+      <w:r>
+        <w:rPr>
+          <w:rFonts w:ascii="宋体" w:cs="宋体" w:eastAsia="宋体" w:hAnsi="宋体"/>
+          <w:sz w:val="24"/>
+          <w:szCs w:val="24"/>
+        </w:rPr>
+        <w:t xml:space="preserve">2. 乙方应按约定用途使用房屋，不得擅自改变房屋结构，不得从事违法活动。</w:t>
+      </w:r>
+    </w:p>
+    <w:p>
+      <w:pPr>
+        <w:spacing w:line="360"/>
+        <w:ind w:firstLine="480"/>
+      </w:pPr>
+      <w:r>
+        <w:rPr>
+          <w:rFonts w:ascii="宋体" w:cs="宋体" w:eastAsia="宋体" w:hAnsi="宋体"/>
+          <w:sz w:val="24"/>
+          <w:szCs w:val="24"/>
+        </w:rPr>
+        <w:t xml:space="preserve">3. 乙方应按时支付租金及相关费用，并承担房屋使用过程中产生的水、电、燃气、物业等费用。</w:t>
+      </w:r>
+    </w:p>
+    <w:p>
+      <w:pPr>
+        <w:spacing w:line="360"/>
+        <w:ind w:firstLine="480"/>
+      </w:pPr>
+      <w:r>
+        <w:rPr>
+          <w:rFonts w:ascii="宋体" w:cs="宋体" w:eastAsia="宋体" w:hAnsi="宋体"/>
+          <w:sz w:val="24"/>
+          <w:szCs w:val="24"/>
+        </w:rPr>
+        <w:t xml:space="preserve">4. 乙方应合理使用房屋及其设施，因使用不当造成损坏的，应承担赔偿责任。</w:t>
+      </w:r>
+    </w:p>
+    <w:p>
+      <w:pPr>
+        <w:spacing w:line="360"/>
+        <w:ind w:firstLine="480"/>
+      </w:pPr>
+      <w:r>
+        <w:rPr>
+          <w:rFonts w:ascii="宋体" w:cs="宋体" w:eastAsia="宋体" w:hAnsi="宋体"/>
+          <w:color w:val="FF0000"/>
+          <w:sz w:val="24"/>
+          <w:szCs w:val="24"/>
+        </w:rPr>
+        <w:t xml:space="preserve">5. {{其他权利义务}}</w:t>
       </w:r>
     </w:p>
     <w:p/>
@@ -422,37 +509,49 @@
           <w:sz w:val="28"/>
           <w:szCs w:val="28"/>
         </w:rPr>
-        <w:t xml:space="preserve">第五条 违约责任</w:t>
-      </w:r>
-    </w:p>
-    <w:p>
-      <w:pPr>
-        <w:spacing w:line="360"/>
-        <w:ind w:firstLine="480"/>
-      </w:pPr>
-      <w:r>
-        <w:rPr>
-          <w:rFonts w:ascii="宋体" w:cs="宋体" w:eastAsia="宋体" w:hAnsi="宋体"/>
-          <w:color w:val="FF0000"/>
-          <w:sz w:val="24"/>
-          <w:szCs w:val="24"/>
-        </w:rPr>
-        <w:t xml:space="preserve">1. 乙方逾期支付租金的，每逾期一日，按应付租金的{{逾期违约金比例}}%支付违约金。</w:t>
-      </w:r>
-    </w:p>
-    <w:p>
-      <w:pPr>
-        <w:spacing w:line="360"/>
-        <w:ind w:firstLine="480"/>
-      </w:pPr>
-      <w:r>
-        <w:rPr>
-          <w:rFonts w:ascii="宋体" w:cs="宋体" w:eastAsia="宋体" w:hAnsi="宋体"/>
-          <w:color w:val="FF0000"/>
-          <w:sz w:val="24"/>
-          <w:szCs w:val="24"/>
-        </w:rPr>
-        <w:t xml:space="preserve">2. {{其他违约责任}}</w:t>
+        <w:t xml:space="preserve">第五条 房屋维修</w:t>
+      </w:r>
+    </w:p>
+    <w:p>
+      <w:pPr>
+        <w:spacing w:line="360"/>
+        <w:ind w:firstLine="480"/>
+      </w:pPr>
+      <w:r>
+        <w:rPr>
+          <w:rFonts w:ascii="宋体" w:cs="宋体" w:eastAsia="宋体" w:hAnsi="宋体"/>
+          <w:sz w:val="24"/>
+          <w:szCs w:val="24"/>
+        </w:rPr>
+        <w:t xml:space="preserve">1. 房屋主体结构及固定设施的自然损坏由甲方负责维修。</w:t>
+      </w:r>
+    </w:p>
+    <w:p>
+      <w:pPr>
+        <w:spacing w:line="360"/>
+        <w:ind w:firstLine="480"/>
+      </w:pPr>
+      <w:r>
+        <w:rPr>
+          <w:rFonts w:ascii="宋体" w:cs="宋体" w:eastAsia="宋体" w:hAnsi="宋体"/>
+          <w:sz w:val="24"/>
+          <w:szCs w:val="24"/>
+        </w:rPr>
+        <w:t xml:space="preserve">2. 乙方使用不当造成的损坏由乙方负责维修并承担费用。</w:t>
+      </w:r>
+    </w:p>
+    <w:p>
+      <w:pPr>
+        <w:spacing w:line="360"/>
+        <w:ind w:firstLine="480"/>
+      </w:pPr>
+      <w:r>
+        <w:rPr>
+          <w:rFonts w:ascii="宋体" w:cs="宋体" w:eastAsia="宋体" w:hAnsi="宋体"/>
+          <w:sz w:val="24"/>
+          <w:szCs w:val="24"/>
+        </w:rPr>
+        <w:t xml:space="preserve">3. 维修事宜应及时通知对方，紧急情况可先行处理后协商费用承担。</w:t>
       </w:r>
     </w:p>
     <w:p/>
@@ -469,22 +568,35 @@
           <w:sz w:val="28"/>
           <w:szCs w:val="28"/>
         </w:rPr>
-        <w:t xml:space="preserve">第六条 合同解除</w:t>
-      </w:r>
-    </w:p>
-    <w:p>
-      <w:pPr>
-        <w:spacing w:line="360"/>
-        <w:ind w:firstLine="480"/>
-      </w:pPr>
-      <w:r>
-        <w:rPr>
-          <w:rFonts w:ascii="宋体" w:cs="宋体" w:eastAsia="宋体" w:hAnsi="宋体"/>
-          <w:color w:val="FF0000"/>
-          <w:sz w:val="24"/>
-          <w:szCs w:val="24"/>
-        </w:rPr>
-        <w:t xml:space="preserve">{{合同解除条件}}</w:t>
+        <w:t xml:space="preserve">第六条 转租与转让</w:t>
+      </w:r>
+    </w:p>
+    <w:p>
+      <w:pPr>
+        <w:spacing w:line="360"/>
+        <w:ind w:firstLine="480"/>
+      </w:pPr>
+      <w:r>
+        <w:rPr>
+          <w:rFonts w:ascii="宋体" w:cs="宋体" w:eastAsia="宋体" w:hAnsi="宋体"/>
+          <w:sz w:val="24"/>
+          <w:szCs w:val="24"/>
+        </w:rPr>
+        <w:t xml:space="preserve">1. 未经甲方书面同意，乙方不得擅自转租、转借房屋。</w:t>
+      </w:r>
+    </w:p>
+    <w:p>
+      <w:pPr>
+        <w:spacing w:line="360"/>
+        <w:ind w:firstLine="480"/>
+      </w:pPr>
+      <w:r>
+        <w:rPr>
+          <w:rFonts w:ascii="宋体" w:cs="宋体" w:eastAsia="宋体" w:hAnsi="宋体"/>
+          <w:sz w:val="24"/>
+          <w:szCs w:val="24"/>
+        </w:rPr>
+        <w:t xml:space="preserve">2. 如甲方同意转租，转租合同期限不得超过本合同的剩余期限。</w:t>
       </w:r>
     </w:p>
     <w:p/>
@@ -501,21 +613,125 @@
           <w:sz w:val="28"/>
           <w:szCs w:val="28"/>
         </w:rPr>
-        <w:t xml:space="preserve">第七条 争议解决</w:t>
-      </w:r>
-    </w:p>
-    <w:p>
-      <w:pPr>
-        <w:spacing w:line="360"/>
-        <w:ind w:firstLine="480"/>
-      </w:pPr>
-      <w:r>
-        <w:rPr>
-          <w:rFonts w:ascii="宋体" w:cs="宋体" w:eastAsia="宋体" w:hAnsi="宋体"/>
-          <w:sz w:val="24"/>
-          <w:szCs w:val="24"/>
-        </w:rPr>
-        <w:t xml:space="preserve">本合同履行过程中发生争议的，由双方协商解决；协商不成的，依法向房屋所在地人民法院起诉。</w:t>
+        <w:t xml:space="preserve">第七条 违约责任</w:t>
+      </w:r>
+    </w:p>
+    <w:p>
+      <w:pPr>
+        <w:spacing w:line="360"/>
+        <w:ind w:firstLine="480"/>
+      </w:pPr>
+      <w:r>
+        <w:rPr>
+          <w:rFonts w:ascii="宋体" w:cs="宋体" w:eastAsia="宋体" w:hAnsi="宋体"/>
+          <w:color w:val="FF0000"/>
+          <w:sz w:val="24"/>
+          <w:szCs w:val="24"/>
+        </w:rPr>
+        <w:t xml:space="preserve">1. 乙方逾期支付租金的，每逾期一日，按应付租金的{{逾期违约金比例}}%（日利率）支付违约金。逾期超过{{逾期天数}}日的，甲方有权解除本合同，收回房屋，并要求乙方支付相当于{{违约金比例}}个月租金的违约金。</w:t>
+      </w:r>
+    </w:p>
+    <w:p>
+      <w:pPr>
+        <w:spacing w:line="360"/>
+        <w:ind w:firstLine="480"/>
+      </w:pPr>
+      <w:r>
+        <w:rPr>
+          <w:rFonts w:ascii="宋体" w:cs="宋体" w:eastAsia="宋体" w:hAnsi="宋体"/>
+          <w:color w:val="FF0000"/>
+          <w:sz w:val="24"/>
+          <w:szCs w:val="24"/>
+        </w:rPr>
+        <w:t xml:space="preserve">2. 乙方擅自改变房屋用途或结构的，应承担恢复原状的责任，并支付相当于{{违约金比例}}个月租金的违约金。如无法恢复原状的，应赔偿甲方因此遭受的全部损失。</w:t>
+      </w:r>
+    </w:p>
+    <w:p>
+      <w:pPr>
+        <w:spacing w:line="360"/>
+        <w:ind w:firstLine="480"/>
+      </w:pPr>
+      <w:r>
+        <w:rPr>
+          <w:rFonts w:ascii="宋体" w:cs="宋体" w:eastAsia="宋体" w:hAnsi="宋体"/>
+          <w:color w:val="FF0000"/>
+          <w:sz w:val="24"/>
+          <w:szCs w:val="24"/>
+        </w:rPr>
+        <w:t xml:space="preserve">3. 乙方未经甲方同意擅自转租、转借房屋的，甲方有权解除本合同，收回房屋，并要求乙方支付相当于{{违约金比例}}个月租金的违约金。</w:t>
+      </w:r>
+    </w:p>
+    <w:p>
+      <w:pPr>
+        <w:spacing w:line="360"/>
+        <w:ind w:firstLine="480"/>
+      </w:pPr>
+      <w:r>
+        <w:rPr>
+          <w:rFonts w:ascii="宋体" w:cs="宋体" w:eastAsia="宋体" w:hAnsi="宋体"/>
+          <w:color w:val="FF0000"/>
+          <w:sz w:val="24"/>
+          <w:szCs w:val="24"/>
+        </w:rPr>
+        <w:t xml:space="preserve">4. 乙方在租赁期内提前解除合同的，应提前{{提前通知期限}}日书面通知甲方，并支付相当于{{违约金比例}}个月租金的违约金。</w:t>
+      </w:r>
+    </w:p>
+    <w:p>
+      <w:pPr>
+        <w:spacing w:line="360"/>
+        <w:ind w:firstLine="480"/>
+      </w:pPr>
+      <w:r>
+        <w:rPr>
+          <w:rFonts w:ascii="宋体" w:cs="宋体" w:eastAsia="宋体" w:hAnsi="宋体"/>
+          <w:color w:val="FF0000"/>
+          <w:sz w:val="24"/>
+          <w:szCs w:val="24"/>
+        </w:rPr>
+        <w:t xml:space="preserve">5. 甲方提前收回房屋的，应提前{{通知期限}}日书面通知乙方，并退还剩余租金及押金，支付相当于{{违约金比例}}个月租金的违约金。</w:t>
+      </w:r>
+    </w:p>
+    <w:p>
+      <w:pPr>
+        <w:spacing w:line="360"/>
+        <w:ind w:firstLine="480"/>
+      </w:pPr>
+      <w:r>
+        <w:rPr>
+          <w:rFonts w:ascii="宋体" w:cs="宋体" w:eastAsia="宋体" w:hAnsi="宋体"/>
+          <w:sz w:val="24"/>
+          <w:szCs w:val="24"/>
+        </w:rPr>
+        <w:t xml:space="preserve">6. 甲方未按约定交付房屋或交付的房屋不符合约定条件的，应承担违约责任，并赔偿乙方因此遭受的损失。</w:t>
+      </w:r>
+    </w:p>
+    <w:p>
+      <w:pPr>
+        <w:spacing w:line="360"/>
+        <w:ind w:firstLine="480"/>
+      </w:pPr>
+      <w:r>
+        <w:rPr>
+          <w:rFonts w:ascii="宋体" w:cs="宋体" w:eastAsia="宋体" w:hAnsi="宋体"/>
+          <w:sz w:val="24"/>
+          <w:szCs w:val="24"/>
+        </w:rPr>
+        <w:t xml:space="preserve">7. 因一方违约导致合同解除的，违约方应赔偿守约方因此遭受的全部损失，包括但不限于直接损失、间接损失、律师费、诉讼费等。</w:t>
+      </w:r>
+    </w:p>
+    <w:p>
+      <w:pPr>
+        <w:spacing w:line="360"/>
+        <w:ind w:firstLine="480"/>
+      </w:pPr>
+      <w:r>
+        <w:rPr>
+          <w:rFonts w:ascii="宋体" w:cs="宋体" w:eastAsia="宋体" w:hAnsi="宋体"/>
+          <w:color w:val="FF0000"/>
+          <w:sz w:val="24"/>
+          <w:szCs w:val="24"/>
+        </w:rPr>
+        <w:t xml:space="preserve">8. {{其他违约责任}}</w:t>
       </w:r>
     </w:p>
     <w:p/>
@@ -532,7 +748,190 @@
           <w:sz w:val="28"/>
           <w:szCs w:val="28"/>
         </w:rPr>
-        <w:t xml:space="preserve">第八条 其他约定</w:t>
+        <w:t xml:space="preserve">第八条 不可抗力</w:t>
+      </w:r>
+    </w:p>
+    <w:p>
+      <w:pPr>
+        <w:spacing w:line="360"/>
+        <w:ind w:firstLine="480"/>
+      </w:pPr>
+      <w:r>
+        <w:rPr>
+          <w:rFonts w:ascii="宋体" w:cs="宋体" w:eastAsia="宋体" w:hAnsi="宋体"/>
+          <w:sz w:val="24"/>
+          <w:szCs w:val="24"/>
+        </w:rPr>
+        <w:t xml:space="preserve">因地震、台风、洪水、战争等不可抗力因素导致房屋损坏或合同无法履行的，双方互不承担责任，但应及时通知对方并采取适当措施减少损失。</w:t>
+      </w:r>
+    </w:p>
+    <w:p/>
+    <w:p>
+      <w:pPr>
+        <w:spacing w:before="200" w:after="200"/>
+      </w:pPr>
+      <w:r>
+        <w:rPr>
+          <w:rFonts w:ascii="宋体" w:cs="宋体" w:eastAsia="宋体" w:hAnsi="宋体"/>
+          <w:b/>
+          <w:bCs/>
+          <w:color w:val="000000"/>
+          <w:sz w:val="28"/>
+          <w:szCs w:val="28"/>
+        </w:rPr>
+        <w:t xml:space="preserve">第九条 合同解除</w:t>
+      </w:r>
+    </w:p>
+    <w:p>
+      <w:pPr>
+        <w:spacing w:line="360"/>
+        <w:ind w:firstLine="480"/>
+      </w:pPr>
+      <w:r>
+        <w:rPr>
+          <w:rFonts w:ascii="宋体" w:cs="宋体" w:eastAsia="宋体" w:hAnsi="宋体"/>
+          <w:color w:val="FF0000"/>
+          <w:sz w:val="24"/>
+          <w:szCs w:val="24"/>
+        </w:rPr>
+        <w:t xml:space="preserve">{{合同解除条件}}</w:t>
+      </w:r>
+    </w:p>
+    <w:p/>
+    <w:p>
+      <w:pPr>
+        <w:spacing w:before="200" w:after="200"/>
+      </w:pPr>
+      <w:r>
+        <w:rPr>
+          <w:rFonts w:ascii="宋体" w:cs="宋体" w:eastAsia="宋体" w:hAnsi="宋体"/>
+          <w:b/>
+          <w:bCs/>
+          <w:color w:val="000000"/>
+          <w:sz w:val="28"/>
+          <w:szCs w:val="28"/>
+        </w:rPr>
+        <w:t xml:space="preserve">第十条 通知与送达</w:t>
+      </w:r>
+    </w:p>
+    <w:p>
+      <w:pPr>
+        <w:spacing w:line="360"/>
+        <w:ind w:firstLine="480"/>
+      </w:pPr>
+      <w:r>
+        <w:rPr>
+          <w:rFonts w:ascii="宋体" w:cs="宋体" w:eastAsia="宋体" w:hAnsi="宋体"/>
+          <w:sz w:val="24"/>
+          <w:szCs w:val="24"/>
+        </w:rPr>
+        <w:t xml:space="preserve">甲乙双方确认本合同载明的地址为有效送达地址，任何书面通知发送至该地址即视为送达。</w:t>
+      </w:r>
+    </w:p>
+    <w:p>
+      <w:pPr>
+        <w:spacing w:line="360"/>
+        <w:ind w:firstLine="480"/>
+      </w:pPr>
+      <w:r>
+        <w:rPr>
+          <w:rFonts w:ascii="宋体" w:cs="宋体" w:eastAsia="宋体" w:hAnsi="宋体"/>
+          <w:color w:val="FF0000"/>
+          <w:sz w:val="24"/>
+          <w:szCs w:val="24"/>
+        </w:rPr>
+        <w:t xml:space="preserve">一方变更送达地址的，应提前{{通知期限}}日书面通知对方。</w:t>
+      </w:r>
+    </w:p>
+    <w:p/>
+    <w:p>
+      <w:pPr>
+        <w:spacing w:before="200" w:after="200"/>
+      </w:pPr>
+      <w:r>
+        <w:rPr>
+          <w:rFonts w:ascii="宋体" w:cs="宋体" w:eastAsia="宋体" w:hAnsi="宋体"/>
+          <w:b/>
+          <w:bCs/>
+          <w:color w:val="000000"/>
+          <w:sz w:val="28"/>
+          <w:szCs w:val="28"/>
+        </w:rPr>
+        <w:t xml:space="preserve">第十一条 争议解决</w:t>
+      </w:r>
+    </w:p>
+    <w:p>
+      <w:pPr>
+        <w:spacing w:line="360"/>
+        <w:ind w:firstLine="480"/>
+      </w:pPr>
+      <w:r>
+        <w:rPr>
+          <w:rFonts w:ascii="宋体" w:cs="宋体" w:eastAsia="宋体" w:hAnsi="宋体"/>
+          <w:sz w:val="24"/>
+          <w:szCs w:val="24"/>
+        </w:rPr>
+        <w:t xml:space="preserve">1. 本合同履行过程中发生争议的，由双方协商解决；协商不成的，依法向房屋所在地人民法院起诉。</w:t>
+      </w:r>
+    </w:p>
+    <w:p>
+      <w:pPr>
+        <w:spacing w:line="360"/>
+        <w:ind w:firstLine="480"/>
+      </w:pPr>
+      <w:r>
+        <w:rPr>
+          <w:rFonts w:ascii="宋体" w:cs="宋体" w:eastAsia="宋体" w:hAnsi="宋体"/>
+          <w:color w:val="FF0000"/>
+          <w:sz w:val="24"/>
+          <w:szCs w:val="24"/>
+        </w:rPr>
+        <w:t xml:space="preserve">2. 双方确认，本合同签订地为{{签订地点}}，合同履行地为{{履行地点}}（即房屋所在地）。</w:t>
+      </w:r>
+    </w:p>
+    <w:p>
+      <w:pPr>
+        <w:spacing w:line="360"/>
+        <w:ind w:firstLine="480"/>
+      </w:pPr>
+      <w:r>
+        <w:rPr>
+          <w:rFonts w:ascii="宋体" w:cs="宋体" w:eastAsia="宋体" w:hAnsi="宋体"/>
+          <w:sz w:val="24"/>
+          <w:szCs w:val="24"/>
+        </w:rPr>
+        <w:t xml:space="preserve">3. 争议期间，除争议事项外，本合同其他条款仍应履行，任何一方不得以争议为由拒绝履行其他义务。</w:t>
+      </w:r>
+    </w:p>
+    <w:p>
+      <w:pPr>
+        <w:spacing w:line="360"/>
+        <w:ind w:firstLine="480"/>
+      </w:pPr>
+      <w:r>
+        <w:rPr>
+          <w:rFonts w:ascii="宋体" w:cs="宋体" w:eastAsia="宋体" w:hAnsi="宋体"/>
+          <w:sz w:val="24"/>
+          <w:szCs w:val="24"/>
+        </w:rPr>
+        <w:t xml:space="preserve">4. 因本合同产生的诉讼费、律师费、保全费、执行费等费用，由败诉方承担。</w:t>
+      </w:r>
+    </w:p>
+    <w:p/>
+    <w:p>
+      <w:pPr>
+        <w:spacing w:before="200" w:after="200"/>
+      </w:pPr>
+      <w:r>
+        <w:rPr>
+          <w:rFonts w:ascii="宋体" w:cs="宋体" w:eastAsia="宋体" w:hAnsi="宋体"/>
+          <w:b/>
+          <w:bCs/>
+          <w:color w:val="000000"/>
+          <w:sz w:val="28"/>
+          <w:szCs w:val="28"/>
+        </w:rPr>
+        <w:t xml:space="preserve">第十二条 其他约定</w:t>
       </w:r>
     </w:p>
     <w:p>
